--- a/runs/MGV-2026-04-20/pm-4-1-review.docx
+++ b/runs/MGV-2026-04-20/pm-4-1-review.docx
@@ -12,7 +12,7 @@
           <w:rFonts w:ascii="Calibri" w:cs="Calibri" w:eastAsia="Calibri" w:hAnsi="Calibri"/>
           <w:b/>
           <w:bCs/>
-          <w:color w:val="1C2B3C"/>
+          <w:color w:val="0B2E45"/>
           <w:sz w:val="40"/>
           <w:szCs w:val="40"/>
         </w:rPr>
@@ -29,7 +29,7 @@
           <w:rFonts w:ascii="Calibri" w:cs="Calibri" w:eastAsia="Calibri" w:hAnsi="Calibri"/>
           <w:b/>
           <w:bCs/>
-          <w:color w:val="F59316"/>
+          <w:color w:val="39A900"/>
           <w:sz w:val="22"/>
           <w:szCs w:val="22"/>
         </w:rPr>
@@ -39,7 +39,7 @@
     <w:p>
       <w:pPr>
         <w:pBdr>
-          <w:bottom w:val="single" w:color="F59316" w:sz="12" w:space="2"/>
+          <w:bottom w:val="single" w:color="39A900" w:sz="12" w:space="2"/>
         </w:pBdr>
         <w:spacing w:after="300"/>
         <w:jc w:val="center"/>
@@ -59,7 +59,7 @@
     <w:p>
       <w:pPr>
         <w:pBdr>
-          <w:bottom w:val="single" w:color="F59316" w:sz="18" w:space="2"/>
+          <w:bottom w:val="single" w:color="39A900" w:sz="18" w:space="2"/>
         </w:pBdr>
         <w:spacing w:after="180" w:before="240"/>
       </w:pPr>
@@ -68,7 +68,7 @@
           <w:rFonts w:ascii="Calibri" w:cs="Calibri" w:eastAsia="Calibri" w:hAnsi="Calibri"/>
           <w:b/>
           <w:bCs/>
-          <w:color w:val="1C2B3C"/>
+          <w:color w:val="0B2E45"/>
           <w:sz w:val="36"/>
           <w:szCs w:val="36"/>
         </w:rPr>
@@ -84,7 +84,7 @@
           <w:rFonts w:ascii="Calibri" w:cs="Calibri" w:eastAsia="Calibri" w:hAnsi="Calibri"/>
           <w:b/>
           <w:bCs/>
-          <w:color w:val="1C2B3C"/>
+          <w:color w:val="0B2E45"/>
           <w:sz w:val="20"/>
           <w:szCs w:val="20"/>
         </w:rPr>
@@ -108,7 +108,7 @@
           <w:rFonts w:ascii="Calibri" w:cs="Calibri" w:eastAsia="Calibri" w:hAnsi="Calibri"/>
           <w:b/>
           <w:bCs/>
-          <w:color w:val="1C2B3C"/>
+          <w:color w:val="0B2E45"/>
           <w:sz w:val="20"/>
           <w:szCs w:val="20"/>
         </w:rPr>
@@ -132,7 +132,7 @@
           <w:rFonts w:ascii="Calibri" w:cs="Calibri" w:eastAsia="Calibri" w:hAnsi="Calibri"/>
           <w:b/>
           <w:bCs/>
-          <w:color w:val="1C2B3C"/>
+          <w:color w:val="0B2E45"/>
           <w:sz w:val="20"/>
           <w:szCs w:val="20"/>
         </w:rPr>
@@ -156,7 +156,7 @@
           <w:rFonts w:ascii="Calibri" w:cs="Calibri" w:eastAsia="Calibri" w:hAnsi="Calibri"/>
           <w:b/>
           <w:bCs/>
-          <w:color w:val="1C2B3C"/>
+          <w:color w:val="0B2E45"/>
           <w:sz w:val="20"/>
           <w:szCs w:val="20"/>
         </w:rPr>
@@ -180,7 +180,7 @@
           <w:rFonts w:ascii="Calibri" w:cs="Calibri" w:eastAsia="Calibri" w:hAnsi="Calibri"/>
           <w:b/>
           <w:bCs/>
-          <w:color w:val="1C2B3C"/>
+          <w:color w:val="0B2E45"/>
           <w:sz w:val="20"/>
           <w:szCs w:val="20"/>
         </w:rPr>
@@ -217,7 +217,7 @@
     <w:p>
       <w:pPr>
         <w:pBdr>
-          <w:bottom w:val="single" w:color="F59316" w:sz="18" w:space="2"/>
+          <w:bottom w:val="single" w:color="39A900" w:sz="18" w:space="2"/>
         </w:pBdr>
         <w:spacing w:after="180" w:before="240"/>
       </w:pPr>
@@ -226,7 +226,7 @@
           <w:rFonts w:ascii="Calibri" w:cs="Calibri" w:eastAsia="Calibri" w:hAnsi="Calibri"/>
           <w:b/>
           <w:bCs/>
-          <w:color w:val="1C2B3C"/>
+          <w:color w:val="0B2E45"/>
           <w:sz w:val="36"/>
           <w:szCs w:val="36"/>
         </w:rPr>
@@ -275,7 +275,7 @@
         <w:tc>
           <w:tcPr>
             <w:tcW w:type="dxa" w:w="5080"/>
-            <w:shd w:fill="1C2B3C" w:color="auto" w:val="clear"/>
+            <w:shd w:fill="0B2E45" w:color="auto" w:val="clear"/>
             <w:tcMar>
               <w:top w:type="dxa" w:w="100"/>
               <w:left w:type="dxa" w:w="120"/>
@@ -303,7 +303,7 @@
         <w:tc>
           <w:tcPr>
             <w:tcW w:type="dxa" w:w="3500"/>
-            <w:shd w:fill="1C2B3C" w:color="auto" w:val="clear"/>
+            <w:shd w:fill="0B2E45" w:color="auto" w:val="clear"/>
             <w:tcMar>
               <w:top w:type="dxa" w:w="100"/>
               <w:left w:type="dxa" w:w="120"/>
@@ -331,7 +331,7 @@
         <w:tc>
           <w:tcPr>
             <w:tcW w:type="dxa" w:w="1500"/>
-            <w:shd w:fill="1C2B3C" w:color="auto" w:val="clear"/>
+            <w:shd w:fill="0B2E45" w:color="auto" w:val="clear"/>
             <w:tcMar>
               <w:top w:type="dxa" w:w="100"/>
               <w:left w:type="dxa" w:w="120"/>
@@ -1094,7 +1094,7 @@
     <w:p>
       <w:pPr>
         <w:pBdr>
-          <w:bottom w:val="single" w:color="F59316" w:sz="18" w:space="2"/>
+          <w:bottom w:val="single" w:color="39A900" w:sz="18" w:space="2"/>
         </w:pBdr>
         <w:spacing w:after="180" w:before="240"/>
       </w:pPr>
@@ -1103,7 +1103,7 @@
           <w:rFonts w:ascii="Calibri" w:cs="Calibri" w:eastAsia="Calibri" w:hAnsi="Calibri"/>
           <w:b/>
           <w:bCs/>
-          <w:color w:val="1C2B3C"/>
+          <w:color w:val="0B2E45"/>
           <w:sz w:val="36"/>
           <w:szCs w:val="36"/>
         </w:rPr>
@@ -1119,7 +1119,7 @@
           <w:rFonts w:ascii="Calibri" w:cs="Calibri" w:eastAsia="Calibri" w:hAnsi="Calibri"/>
           <w:b/>
           <w:bCs/>
-          <w:color w:val="1C2B3C"/>
+          <w:color w:val="0B2E45"/>
           <w:sz w:val="20"/>
           <w:szCs w:val="20"/>
         </w:rPr>
@@ -1143,7 +1143,7 @@
           <w:rFonts w:ascii="Calibri" w:cs="Calibri" w:eastAsia="Calibri" w:hAnsi="Calibri"/>
           <w:b/>
           <w:bCs/>
-          <w:color w:val="1C2B3C"/>
+          <w:color w:val="0B2E45"/>
           <w:sz w:val="20"/>
           <w:szCs w:val="20"/>
         </w:rPr>
@@ -1167,7 +1167,7 @@
           <w:rFonts w:ascii="Calibri" w:cs="Calibri" w:eastAsia="Calibri" w:hAnsi="Calibri"/>
           <w:b/>
           <w:bCs/>
-          <w:color w:val="1C2B3C"/>
+          <w:color w:val="0B2E45"/>
           <w:sz w:val="20"/>
           <w:szCs w:val="20"/>
         </w:rPr>
@@ -1191,7 +1191,7 @@
           <w:rFonts w:ascii="Calibri" w:cs="Calibri" w:eastAsia="Calibri" w:hAnsi="Calibri"/>
           <w:b/>
           <w:bCs/>
-          <w:color w:val="1C2B3C"/>
+          <w:color w:val="0B2E45"/>
           <w:sz w:val="20"/>
           <w:szCs w:val="20"/>
         </w:rPr>
@@ -1215,7 +1215,7 @@
           <w:rFonts w:ascii="Calibri" w:cs="Calibri" w:eastAsia="Calibri" w:hAnsi="Calibri"/>
           <w:b/>
           <w:bCs/>
-          <w:color w:val="1C2B3C"/>
+          <w:color w:val="0B2E45"/>
           <w:sz w:val="20"/>
           <w:szCs w:val="20"/>
         </w:rPr>
@@ -1239,7 +1239,7 @@
           <w:rFonts w:ascii="Calibri" w:cs="Calibri" w:eastAsia="Calibri" w:hAnsi="Calibri"/>
           <w:b/>
           <w:bCs/>
-          <w:color w:val="1C2B3C"/>
+          <w:color w:val="0B2E45"/>
           <w:sz w:val="20"/>
           <w:szCs w:val="20"/>
         </w:rPr>
@@ -1263,7 +1263,7 @@
           <w:rFonts w:ascii="Calibri" w:cs="Calibri" w:eastAsia="Calibri" w:hAnsi="Calibri"/>
           <w:b/>
           <w:bCs/>
-          <w:color w:val="F59316"/>
+          <w:color w:val="39A900"/>
           <w:sz w:val="24"/>
           <w:szCs w:val="24"/>
         </w:rPr>
@@ -1279,7 +1279,7 @@
           <w:rFonts w:ascii="Calibri" w:cs="Calibri" w:eastAsia="Calibri" w:hAnsi="Calibri"/>
           <w:b/>
           <w:bCs/>
-          <w:color w:val="1C2B3C"/>
+          <w:color w:val="0B2E45"/>
           <w:sz w:val="20"/>
           <w:szCs w:val="20"/>
         </w:rPr>
@@ -1303,7 +1303,7 @@
           <w:rFonts w:ascii="Calibri" w:cs="Calibri" w:eastAsia="Calibri" w:hAnsi="Calibri"/>
           <w:b/>
           <w:bCs/>
-          <w:color w:val="1C2B3C"/>
+          <w:color w:val="0B2E45"/>
           <w:sz w:val="20"/>
           <w:szCs w:val="20"/>
         </w:rPr>
@@ -1327,7 +1327,7 @@
           <w:rFonts w:ascii="Calibri" w:cs="Calibri" w:eastAsia="Calibri" w:hAnsi="Calibri"/>
           <w:b/>
           <w:bCs/>
-          <w:color w:val="1C2B3C"/>
+          <w:color w:val="0B2E45"/>
           <w:sz w:val="20"/>
           <w:szCs w:val="20"/>
         </w:rPr>
@@ -1351,7 +1351,7 @@
           <w:rFonts w:ascii="Calibri" w:cs="Calibri" w:eastAsia="Calibri" w:hAnsi="Calibri"/>
           <w:b/>
           <w:bCs/>
-          <w:color w:val="1C2B3C"/>
+          <w:color w:val="0B2E45"/>
           <w:sz w:val="20"/>
           <w:szCs w:val="20"/>
         </w:rPr>
@@ -1375,7 +1375,7 @@
           <w:rFonts w:ascii="Calibri" w:cs="Calibri" w:eastAsia="Calibri" w:hAnsi="Calibri"/>
           <w:b/>
           <w:bCs/>
-          <w:color w:val="1C2B3C"/>
+          <w:color w:val="0B2E45"/>
           <w:sz w:val="20"/>
           <w:szCs w:val="20"/>
         </w:rPr>
@@ -1399,7 +1399,7 @@
           <w:rFonts w:ascii="Calibri" w:cs="Calibri" w:eastAsia="Calibri" w:hAnsi="Calibri"/>
           <w:b/>
           <w:bCs/>
-          <w:color w:val="1C2B3C"/>
+          <w:color w:val="0B2E45"/>
           <w:sz w:val="20"/>
           <w:szCs w:val="20"/>
         </w:rPr>
@@ -1423,7 +1423,7 @@
           <w:rFonts w:ascii="Calibri" w:cs="Calibri" w:eastAsia="Calibri" w:hAnsi="Calibri"/>
           <w:b/>
           <w:bCs/>
-          <w:color w:val="1C2B3C"/>
+          <w:color w:val="0B2E45"/>
           <w:sz w:val="20"/>
           <w:szCs w:val="20"/>
         </w:rPr>
@@ -1447,7 +1447,7 @@
           <w:rFonts w:ascii="Calibri" w:cs="Calibri" w:eastAsia="Calibri" w:hAnsi="Calibri"/>
           <w:b/>
           <w:bCs/>
-          <w:color w:val="1C2B3C"/>
+          <w:color w:val="0B2E45"/>
           <w:sz w:val="20"/>
           <w:szCs w:val="20"/>
         </w:rPr>
@@ -1471,7 +1471,7 @@
           <w:rFonts w:ascii="Calibri" w:cs="Calibri" w:eastAsia="Calibri" w:hAnsi="Calibri"/>
           <w:b/>
           <w:bCs/>
-          <w:color w:val="F59316"/>
+          <w:color w:val="39A900"/>
           <w:sz w:val="24"/>
           <w:szCs w:val="24"/>
         </w:rPr>
@@ -1487,7 +1487,7 @@
           <w:rFonts w:ascii="Calibri" w:cs="Calibri" w:eastAsia="Calibri" w:hAnsi="Calibri"/>
           <w:b/>
           <w:bCs/>
-          <w:color w:val="1C2B3C"/>
+          <w:color w:val="0B2E45"/>
           <w:sz w:val="22"/>
           <w:szCs w:val="22"/>
         </w:rPr>
@@ -1615,7 +1615,7 @@
           <w:bCs/>
           <w:i w:val="false"/>
           <w:iCs w:val="false"/>
-          <w:color w:val="F59316"/>
+          <w:color w:val="39A900"/>
           <w:sz w:val="20"/>
           <w:szCs w:val="20"/>
         </w:rPr>
@@ -1656,7 +1656,7 @@
           <w:rFonts w:ascii="Calibri" w:cs="Calibri" w:eastAsia="Calibri" w:hAnsi="Calibri"/>
           <w:b/>
           <w:bCs/>
-          <w:color w:val="1C2B3C"/>
+          <w:color w:val="0B2E45"/>
           <w:sz w:val="22"/>
           <w:szCs w:val="22"/>
         </w:rPr>
@@ -1784,7 +1784,7 @@
           <w:bCs/>
           <w:i w:val="false"/>
           <w:iCs w:val="false"/>
-          <w:color w:val="F59316"/>
+          <w:color w:val="39A900"/>
           <w:sz w:val="20"/>
           <w:szCs w:val="20"/>
         </w:rPr>
@@ -1825,7 +1825,7 @@
           <w:rFonts w:ascii="Calibri" w:cs="Calibri" w:eastAsia="Calibri" w:hAnsi="Calibri"/>
           <w:b/>
           <w:bCs/>
-          <w:color w:val="1C2B3C"/>
+          <w:color w:val="0B2E45"/>
           <w:sz w:val="22"/>
           <w:szCs w:val="22"/>
         </w:rPr>
@@ -1953,7 +1953,7 @@
           <w:bCs/>
           <w:i w:val="false"/>
           <w:iCs w:val="false"/>
-          <w:color w:val="F59316"/>
+          <w:color w:val="39A900"/>
           <w:sz w:val="20"/>
           <w:szCs w:val="20"/>
         </w:rPr>
@@ -1994,7 +1994,7 @@
           <w:rFonts w:ascii="Calibri" w:cs="Calibri" w:eastAsia="Calibri" w:hAnsi="Calibri"/>
           <w:b/>
           <w:bCs/>
-          <w:color w:val="1C2B3C"/>
+          <w:color w:val="0B2E45"/>
           <w:sz w:val="22"/>
           <w:szCs w:val="22"/>
         </w:rPr>
@@ -2122,7 +2122,7 @@
           <w:bCs/>
           <w:i w:val="false"/>
           <w:iCs w:val="false"/>
-          <w:color w:val="F59316"/>
+          <w:color w:val="39A900"/>
           <w:sz w:val="20"/>
           <w:szCs w:val="20"/>
         </w:rPr>
@@ -2163,7 +2163,7 @@
           <w:rFonts w:ascii="Calibri" w:cs="Calibri" w:eastAsia="Calibri" w:hAnsi="Calibri"/>
           <w:b/>
           <w:bCs/>
-          <w:color w:val="1C2B3C"/>
+          <w:color w:val="0B2E45"/>
           <w:sz w:val="22"/>
           <w:szCs w:val="22"/>
         </w:rPr>
@@ -2291,7 +2291,7 @@
           <w:bCs/>
           <w:i w:val="false"/>
           <w:iCs w:val="false"/>
-          <w:color w:val="F59316"/>
+          <w:color w:val="39A900"/>
           <w:sz w:val="20"/>
           <w:szCs w:val="20"/>
         </w:rPr>
@@ -2332,7 +2332,7 @@
           <w:rFonts w:ascii="Calibri" w:cs="Calibri" w:eastAsia="Calibri" w:hAnsi="Calibri"/>
           <w:b/>
           <w:bCs/>
-          <w:color w:val="1C2B3C"/>
+          <w:color w:val="0B2E45"/>
           <w:sz w:val="22"/>
           <w:szCs w:val="22"/>
         </w:rPr>
@@ -2379,7 +2379,7 @@
     <w:p>
       <w:pPr>
         <w:pBdr>
-          <w:bottom w:val="single" w:color="F59316" w:sz="18" w:space="2"/>
+          <w:bottom w:val="single" w:color="39A900" w:sz="18" w:space="2"/>
         </w:pBdr>
         <w:spacing w:after="180" w:before="240"/>
       </w:pPr>
@@ -2388,7 +2388,7 @@
           <w:rFonts w:ascii="Calibri" w:cs="Calibri" w:eastAsia="Calibri" w:hAnsi="Calibri"/>
           <w:b/>
           <w:bCs/>
-          <w:color w:val="1C2B3C"/>
+          <w:color w:val="0B2E45"/>
           <w:sz w:val="36"/>
           <w:szCs w:val="36"/>
         </w:rPr>
@@ -2404,7 +2404,7 @@
           <w:rFonts w:ascii="Calibri" w:cs="Calibri" w:eastAsia="Calibri" w:hAnsi="Calibri"/>
           <w:b/>
           <w:bCs/>
-          <w:color w:val="1C2B3C"/>
+          <w:color w:val="0B2E45"/>
           <w:sz w:val="20"/>
           <w:szCs w:val="20"/>
         </w:rPr>
@@ -2428,7 +2428,7 @@
           <w:rFonts w:ascii="Calibri" w:cs="Calibri" w:eastAsia="Calibri" w:hAnsi="Calibri"/>
           <w:b/>
           <w:bCs/>
-          <w:color w:val="1C2B3C"/>
+          <w:color w:val="0B2E45"/>
           <w:sz w:val="20"/>
           <w:szCs w:val="20"/>
         </w:rPr>
@@ -2452,7 +2452,7 @@
           <w:rFonts w:ascii="Calibri" w:cs="Calibri" w:eastAsia="Calibri" w:hAnsi="Calibri"/>
           <w:b/>
           <w:bCs/>
-          <w:color w:val="1C2B3C"/>
+          <w:color w:val="0B2E45"/>
           <w:sz w:val="20"/>
           <w:szCs w:val="20"/>
         </w:rPr>
@@ -2476,7 +2476,7 @@
           <w:rFonts w:ascii="Calibri" w:cs="Calibri" w:eastAsia="Calibri" w:hAnsi="Calibri"/>
           <w:b/>
           <w:bCs/>
-          <w:color w:val="1C2B3C"/>
+          <w:color w:val="0B2E45"/>
           <w:sz w:val="20"/>
           <w:szCs w:val="20"/>
         </w:rPr>
@@ -2500,7 +2500,7 @@
           <w:rFonts w:ascii="Calibri" w:cs="Calibri" w:eastAsia="Calibri" w:hAnsi="Calibri"/>
           <w:b/>
           <w:bCs/>
-          <w:color w:val="1C2B3C"/>
+          <w:color w:val="0B2E45"/>
           <w:sz w:val="20"/>
           <w:szCs w:val="20"/>
         </w:rPr>
@@ -2524,7 +2524,7 @@
           <w:rFonts w:ascii="Calibri" w:cs="Calibri" w:eastAsia="Calibri" w:hAnsi="Calibri"/>
           <w:b/>
           <w:bCs/>
-          <w:color w:val="1C2B3C"/>
+          <w:color w:val="0B2E45"/>
           <w:sz w:val="20"/>
           <w:szCs w:val="20"/>
         </w:rPr>
@@ -2548,7 +2548,7 @@
           <w:rFonts w:ascii="Calibri" w:cs="Calibri" w:eastAsia="Calibri" w:hAnsi="Calibri"/>
           <w:b/>
           <w:bCs/>
-          <w:color w:val="F59316"/>
+          <w:color w:val="39A900"/>
           <w:sz w:val="24"/>
           <w:szCs w:val="24"/>
         </w:rPr>
@@ -2564,7 +2564,7 @@
           <w:rFonts w:ascii="Calibri" w:cs="Calibri" w:eastAsia="Calibri" w:hAnsi="Calibri"/>
           <w:b/>
           <w:bCs/>
-          <w:color w:val="1C2B3C"/>
+          <w:color w:val="0B2E45"/>
           <w:sz w:val="20"/>
           <w:szCs w:val="20"/>
         </w:rPr>
@@ -2588,7 +2588,7 @@
           <w:rFonts w:ascii="Calibri" w:cs="Calibri" w:eastAsia="Calibri" w:hAnsi="Calibri"/>
           <w:b/>
           <w:bCs/>
-          <w:color w:val="1C2B3C"/>
+          <w:color w:val="0B2E45"/>
           <w:sz w:val="20"/>
           <w:szCs w:val="20"/>
         </w:rPr>
@@ -2612,7 +2612,7 @@
           <w:rFonts w:ascii="Calibri" w:cs="Calibri" w:eastAsia="Calibri" w:hAnsi="Calibri"/>
           <w:b/>
           <w:bCs/>
-          <w:color w:val="1C2B3C"/>
+          <w:color w:val="0B2E45"/>
           <w:sz w:val="20"/>
           <w:szCs w:val="20"/>
         </w:rPr>
@@ -2636,7 +2636,7 @@
           <w:rFonts w:ascii="Calibri" w:cs="Calibri" w:eastAsia="Calibri" w:hAnsi="Calibri"/>
           <w:b/>
           <w:bCs/>
-          <w:color w:val="1C2B3C"/>
+          <w:color w:val="0B2E45"/>
           <w:sz w:val="20"/>
           <w:szCs w:val="20"/>
         </w:rPr>
@@ -2660,7 +2660,7 @@
           <w:rFonts w:ascii="Calibri" w:cs="Calibri" w:eastAsia="Calibri" w:hAnsi="Calibri"/>
           <w:b/>
           <w:bCs/>
-          <w:color w:val="1C2B3C"/>
+          <w:color w:val="0B2E45"/>
           <w:sz w:val="20"/>
           <w:szCs w:val="20"/>
         </w:rPr>
@@ -2684,7 +2684,7 @@
           <w:rFonts w:ascii="Calibri" w:cs="Calibri" w:eastAsia="Calibri" w:hAnsi="Calibri"/>
           <w:b/>
           <w:bCs/>
-          <w:color w:val="1C2B3C"/>
+          <w:color w:val="0B2E45"/>
           <w:sz w:val="20"/>
           <w:szCs w:val="20"/>
         </w:rPr>
@@ -2708,7 +2708,7 @@
           <w:rFonts w:ascii="Calibri" w:cs="Calibri" w:eastAsia="Calibri" w:hAnsi="Calibri"/>
           <w:b/>
           <w:bCs/>
-          <w:color w:val="1C2B3C"/>
+          <w:color w:val="0B2E45"/>
           <w:sz w:val="20"/>
           <w:szCs w:val="20"/>
         </w:rPr>
@@ -2732,7 +2732,7 @@
           <w:rFonts w:ascii="Calibri" w:cs="Calibri" w:eastAsia="Calibri" w:hAnsi="Calibri"/>
           <w:b/>
           <w:bCs/>
-          <w:color w:val="1C2B3C"/>
+          <w:color w:val="0B2E45"/>
           <w:sz w:val="20"/>
           <w:szCs w:val="20"/>
         </w:rPr>
@@ -2756,7 +2756,7 @@
           <w:rFonts w:ascii="Calibri" w:cs="Calibri" w:eastAsia="Calibri" w:hAnsi="Calibri"/>
           <w:b/>
           <w:bCs/>
-          <w:color w:val="F59316"/>
+          <w:color w:val="39A900"/>
           <w:sz w:val="24"/>
           <w:szCs w:val="24"/>
         </w:rPr>
@@ -2789,7 +2789,7 @@
         <w:tc>
           <w:tcPr>
             <w:tcW w:type="dxa" w:w="4500"/>
-            <w:shd w:fill="1C2B3C" w:color="auto" w:val="clear"/>
+            <w:shd w:fill="0B2E45" w:color="auto" w:val="clear"/>
             <w:tcMar>
               <w:top w:type="dxa" w:w="100"/>
               <w:left w:type="dxa" w:w="120"/>
@@ -2817,7 +2817,7 @@
         <w:tc>
           <w:tcPr>
             <w:tcW w:type="dxa" w:w="800"/>
-            <w:shd w:fill="1C2B3C" w:color="auto" w:val="clear"/>
+            <w:shd w:fill="0B2E45" w:color="auto" w:val="clear"/>
             <w:tcMar>
               <w:top w:type="dxa" w:w="100"/>
               <w:left w:type="dxa" w:w="120"/>
@@ -2845,7 +2845,7 @@
         <w:tc>
           <w:tcPr>
             <w:tcW w:type="dxa" w:w="1600"/>
-            <w:shd w:fill="1C2B3C" w:color="auto" w:val="clear"/>
+            <w:shd w:fill="0B2E45" w:color="auto" w:val="clear"/>
             <w:tcMar>
               <w:top w:type="dxa" w:w="100"/>
               <w:left w:type="dxa" w:w="120"/>
@@ -2873,7 +2873,7 @@
         <w:tc>
           <w:tcPr>
             <w:tcW w:type="dxa" w:w="1600"/>
-            <w:shd w:fill="1C2B3C" w:color="auto" w:val="clear"/>
+            <w:shd w:fill="0B2E45" w:color="auto" w:val="clear"/>
             <w:tcMar>
               <w:top w:type="dxa" w:w="100"/>
               <w:left w:type="dxa" w:w="120"/>
@@ -2901,7 +2901,7 @@
         <w:tc>
           <w:tcPr>
             <w:tcW w:type="dxa" w:w="1580"/>
-            <w:shd w:fill="1C2B3C" w:color="auto" w:val="clear"/>
+            <w:shd w:fill="0B2E45" w:color="auto" w:val="clear"/>
             <w:tcMar>
               <w:top w:type="dxa" w:w="100"/>
               <w:left w:type="dxa" w:w="120"/>
@@ -3594,7 +3594,7 @@
     <w:p>
       <w:pPr>
         <w:pBdr>
-          <w:bottom w:val="single" w:color="F59316" w:sz="18" w:space="2"/>
+          <w:bottom w:val="single" w:color="39A900" w:sz="18" w:space="2"/>
         </w:pBdr>
         <w:spacing w:after="180" w:before="240"/>
       </w:pPr>
@@ -3603,7 +3603,7 @@
           <w:rFonts w:ascii="Calibri" w:cs="Calibri" w:eastAsia="Calibri" w:hAnsi="Calibri"/>
           <w:b/>
           <w:bCs/>
-          <w:color w:val="1C2B3C"/>
+          <w:color w:val="0B2E45"/>
           <w:sz w:val="36"/>
           <w:szCs w:val="36"/>
         </w:rPr>
@@ -3619,7 +3619,7 @@
           <w:rFonts w:ascii="Calibri" w:cs="Calibri" w:eastAsia="Calibri" w:hAnsi="Calibri"/>
           <w:b/>
           <w:bCs/>
-          <w:color w:val="1C2B3C"/>
+          <w:color w:val="0B2E45"/>
           <w:sz w:val="20"/>
           <w:szCs w:val="20"/>
         </w:rPr>
@@ -3643,7 +3643,7 @@
           <w:rFonts w:ascii="Calibri" w:cs="Calibri" w:eastAsia="Calibri" w:hAnsi="Calibri"/>
           <w:b/>
           <w:bCs/>
-          <w:color w:val="1C2B3C"/>
+          <w:color w:val="0B2E45"/>
           <w:sz w:val="20"/>
           <w:szCs w:val="20"/>
         </w:rPr>
@@ -3667,7 +3667,7 @@
           <w:rFonts w:ascii="Calibri" w:cs="Calibri" w:eastAsia="Calibri" w:hAnsi="Calibri"/>
           <w:b/>
           <w:bCs/>
-          <w:color w:val="1C2B3C"/>
+          <w:color w:val="0B2E45"/>
           <w:sz w:val="20"/>
           <w:szCs w:val="20"/>
         </w:rPr>
@@ -3691,7 +3691,7 @@
           <w:rFonts w:ascii="Calibri" w:cs="Calibri" w:eastAsia="Calibri" w:hAnsi="Calibri"/>
           <w:b/>
           <w:bCs/>
-          <w:color w:val="1C2B3C"/>
+          <w:color w:val="0B2E45"/>
           <w:sz w:val="20"/>
           <w:szCs w:val="20"/>
         </w:rPr>
@@ -3715,7 +3715,7 @@
           <w:rFonts w:ascii="Calibri" w:cs="Calibri" w:eastAsia="Calibri" w:hAnsi="Calibri"/>
           <w:b/>
           <w:bCs/>
-          <w:color w:val="1C2B3C"/>
+          <w:color w:val="0B2E45"/>
           <w:sz w:val="20"/>
           <w:szCs w:val="20"/>
         </w:rPr>
@@ -3739,7 +3739,7 @@
           <w:rFonts w:ascii="Calibri" w:cs="Calibri" w:eastAsia="Calibri" w:hAnsi="Calibri"/>
           <w:b/>
           <w:bCs/>
-          <w:color w:val="1C2B3C"/>
+          <w:color w:val="0B2E45"/>
           <w:sz w:val="20"/>
           <w:szCs w:val="20"/>
         </w:rPr>
@@ -3763,7 +3763,7 @@
           <w:rFonts w:ascii="Calibri" w:cs="Calibri" w:eastAsia="Calibri" w:hAnsi="Calibri"/>
           <w:b/>
           <w:bCs/>
-          <w:color w:val="F59316"/>
+          <w:color w:val="39A900"/>
           <w:sz w:val="24"/>
           <w:szCs w:val="24"/>
         </w:rPr>
@@ -3779,7 +3779,7 @@
           <w:rFonts w:ascii="Calibri" w:cs="Calibri" w:eastAsia="Calibri" w:hAnsi="Calibri"/>
           <w:b/>
           <w:bCs/>
-          <w:color w:val="1C2B3C"/>
+          <w:color w:val="0B2E45"/>
           <w:sz w:val="20"/>
           <w:szCs w:val="20"/>
         </w:rPr>
@@ -3803,7 +3803,7 @@
           <w:rFonts w:ascii="Calibri" w:cs="Calibri" w:eastAsia="Calibri" w:hAnsi="Calibri"/>
           <w:b/>
           <w:bCs/>
-          <w:color w:val="1C2B3C"/>
+          <w:color w:val="0B2E45"/>
           <w:sz w:val="20"/>
           <w:szCs w:val="20"/>
         </w:rPr>
@@ -3827,7 +3827,7 @@
           <w:rFonts w:ascii="Calibri" w:cs="Calibri" w:eastAsia="Calibri" w:hAnsi="Calibri"/>
           <w:b/>
           <w:bCs/>
-          <w:color w:val="1C2B3C"/>
+          <w:color w:val="0B2E45"/>
           <w:sz w:val="20"/>
           <w:szCs w:val="20"/>
         </w:rPr>
@@ -3851,7 +3851,7 @@
           <w:rFonts w:ascii="Calibri" w:cs="Calibri" w:eastAsia="Calibri" w:hAnsi="Calibri"/>
           <w:b/>
           <w:bCs/>
-          <w:color w:val="1C2B3C"/>
+          <w:color w:val="0B2E45"/>
           <w:sz w:val="20"/>
           <w:szCs w:val="20"/>
         </w:rPr>
@@ -3875,7 +3875,7 @@
           <w:rFonts w:ascii="Calibri" w:cs="Calibri" w:eastAsia="Calibri" w:hAnsi="Calibri"/>
           <w:b/>
           <w:bCs/>
-          <w:color w:val="1C2B3C"/>
+          <w:color w:val="0B2E45"/>
           <w:sz w:val="20"/>
           <w:szCs w:val="20"/>
         </w:rPr>
@@ -3899,7 +3899,7 @@
           <w:rFonts w:ascii="Calibri" w:cs="Calibri" w:eastAsia="Calibri" w:hAnsi="Calibri"/>
           <w:b/>
           <w:bCs/>
-          <w:color w:val="1C2B3C"/>
+          <w:color w:val="0B2E45"/>
           <w:sz w:val="20"/>
           <w:szCs w:val="20"/>
         </w:rPr>
@@ -3923,7 +3923,7 @@
           <w:rFonts w:ascii="Calibri" w:cs="Calibri" w:eastAsia="Calibri" w:hAnsi="Calibri"/>
           <w:b/>
           <w:bCs/>
-          <w:color w:val="1C2B3C"/>
+          <w:color w:val="0B2E45"/>
           <w:sz w:val="20"/>
           <w:szCs w:val="20"/>
         </w:rPr>
@@ -3947,7 +3947,7 @@
           <w:rFonts w:ascii="Calibri" w:cs="Calibri" w:eastAsia="Calibri" w:hAnsi="Calibri"/>
           <w:b/>
           <w:bCs/>
-          <w:color w:val="1C2B3C"/>
+          <w:color w:val="0B2E45"/>
           <w:sz w:val="20"/>
           <w:szCs w:val="20"/>
         </w:rPr>
@@ -3971,7 +3971,7 @@
           <w:rFonts w:ascii="Calibri" w:cs="Calibri" w:eastAsia="Calibri" w:hAnsi="Calibri"/>
           <w:b/>
           <w:bCs/>
-          <w:color w:val="F59316"/>
+          <w:color w:val="39A900"/>
           <w:sz w:val="24"/>
           <w:szCs w:val="24"/>
         </w:rPr>
@@ -4003,7 +4003,7 @@
         <w:tc>
           <w:tcPr>
             <w:tcW w:type="dxa" w:w="500"/>
-            <w:shd w:fill="1C2B3C" w:color="auto" w:val="clear"/>
+            <w:shd w:fill="0B2E45" w:color="auto" w:val="clear"/>
             <w:tcMar>
               <w:top w:type="dxa" w:w="100"/>
               <w:left w:type="dxa" w:w="120"/>
@@ -4031,7 +4031,7 @@
         <w:tc>
           <w:tcPr>
             <w:tcW w:type="dxa" w:w="4500"/>
-            <w:shd w:fill="1C2B3C" w:color="auto" w:val="clear"/>
+            <w:shd w:fill="0B2E45" w:color="auto" w:val="clear"/>
             <w:tcMar>
               <w:top w:type="dxa" w:w="100"/>
               <w:left w:type="dxa" w:w="120"/>
@@ -4059,7 +4059,7 @@
         <w:tc>
           <w:tcPr>
             <w:tcW w:type="dxa" w:w="3500"/>
-            <w:shd w:fill="1C2B3C" w:color="auto" w:val="clear"/>
+            <w:shd w:fill="0B2E45" w:color="auto" w:val="clear"/>
             <w:tcMar>
               <w:top w:type="dxa" w:w="100"/>
               <w:left w:type="dxa" w:w="120"/>
@@ -4087,7 +4087,7 @@
         <w:tc>
           <w:tcPr>
             <w:tcW w:type="dxa" w:w="1580"/>
-            <w:shd w:fill="1C2B3C" w:color="auto" w:val="clear"/>
+            <w:shd w:fill="0B2E45" w:color="auto" w:val="clear"/>
             <w:tcMar>
               <w:top w:type="dxa" w:w="100"/>
               <w:left w:type="dxa" w:w="120"/>
@@ -4762,7 +4762,7 @@
     <w:p>
       <w:pPr>
         <w:pBdr>
-          <w:bottom w:val="single" w:color="F59316" w:sz="18" w:space="2"/>
+          <w:bottom w:val="single" w:color="39A900" w:sz="18" w:space="2"/>
         </w:pBdr>
         <w:spacing w:after="180" w:before="240"/>
       </w:pPr>
@@ -4771,7 +4771,7 @@
           <w:rFonts w:ascii="Calibri" w:cs="Calibri" w:eastAsia="Calibri" w:hAnsi="Calibri"/>
           <w:b/>
           <w:bCs/>
-          <w:color w:val="1C2B3C"/>
+          <w:color w:val="0B2E45"/>
           <w:sz w:val="36"/>
           <w:szCs w:val="36"/>
         </w:rPr>
@@ -4787,7 +4787,7 @@
           <w:rFonts w:ascii="Calibri" w:cs="Calibri" w:eastAsia="Calibri" w:hAnsi="Calibri"/>
           <w:b/>
           <w:bCs/>
-          <w:color w:val="1C2B3C"/>
+          <w:color w:val="0B2E45"/>
           <w:sz w:val="20"/>
           <w:szCs w:val="20"/>
         </w:rPr>
@@ -4811,7 +4811,7 @@
           <w:rFonts w:ascii="Calibri" w:cs="Calibri" w:eastAsia="Calibri" w:hAnsi="Calibri"/>
           <w:b/>
           <w:bCs/>
-          <w:color w:val="1C2B3C"/>
+          <w:color w:val="0B2E45"/>
           <w:sz w:val="20"/>
           <w:szCs w:val="20"/>
         </w:rPr>
@@ -4835,7 +4835,7 @@
           <w:rFonts w:ascii="Calibri" w:cs="Calibri" w:eastAsia="Calibri" w:hAnsi="Calibri"/>
           <w:b/>
           <w:bCs/>
-          <w:color w:val="1C2B3C"/>
+          <w:color w:val="0B2E45"/>
           <w:sz w:val="20"/>
           <w:szCs w:val="20"/>
         </w:rPr>
@@ -4859,7 +4859,7 @@
           <w:rFonts w:ascii="Calibri" w:cs="Calibri" w:eastAsia="Calibri" w:hAnsi="Calibri"/>
           <w:b/>
           <w:bCs/>
-          <w:color w:val="1C2B3C"/>
+          <w:color w:val="0B2E45"/>
           <w:sz w:val="20"/>
           <w:szCs w:val="20"/>
         </w:rPr>
@@ -4883,7 +4883,7 @@
           <w:rFonts w:ascii="Calibri" w:cs="Calibri" w:eastAsia="Calibri" w:hAnsi="Calibri"/>
           <w:b/>
           <w:bCs/>
-          <w:color w:val="1C2B3C"/>
+          <w:color w:val="0B2E45"/>
           <w:sz w:val="20"/>
           <w:szCs w:val="20"/>
         </w:rPr>
@@ -4907,7 +4907,7 @@
           <w:rFonts w:ascii="Calibri" w:cs="Calibri" w:eastAsia="Calibri" w:hAnsi="Calibri"/>
           <w:b/>
           <w:bCs/>
-          <w:color w:val="1C2B3C"/>
+          <w:color w:val="0B2E45"/>
           <w:sz w:val="20"/>
           <w:szCs w:val="20"/>
         </w:rPr>
@@ -4931,7 +4931,7 @@
           <w:rFonts w:ascii="Calibri" w:cs="Calibri" w:eastAsia="Calibri" w:hAnsi="Calibri"/>
           <w:b/>
           <w:bCs/>
-          <w:color w:val="F59316"/>
+          <w:color w:val="39A900"/>
           <w:sz w:val="24"/>
           <w:szCs w:val="24"/>
         </w:rPr>
@@ -4947,7 +4947,7 @@
           <w:rFonts w:ascii="Calibri" w:cs="Calibri" w:eastAsia="Calibri" w:hAnsi="Calibri"/>
           <w:b/>
           <w:bCs/>
-          <w:color w:val="1C2B3C"/>
+          <w:color w:val="0B2E45"/>
           <w:sz w:val="20"/>
           <w:szCs w:val="20"/>
         </w:rPr>
@@ -4971,7 +4971,7 @@
           <w:rFonts w:ascii="Calibri" w:cs="Calibri" w:eastAsia="Calibri" w:hAnsi="Calibri"/>
           <w:b/>
           <w:bCs/>
-          <w:color w:val="1C2B3C"/>
+          <w:color w:val="0B2E45"/>
           <w:sz w:val="20"/>
           <w:szCs w:val="20"/>
         </w:rPr>
@@ -4995,7 +4995,7 @@
           <w:rFonts w:ascii="Calibri" w:cs="Calibri" w:eastAsia="Calibri" w:hAnsi="Calibri"/>
           <w:b/>
           <w:bCs/>
-          <w:color w:val="1C2B3C"/>
+          <w:color w:val="0B2E45"/>
           <w:sz w:val="20"/>
           <w:szCs w:val="20"/>
         </w:rPr>
@@ -5019,7 +5019,7 @@
           <w:rFonts w:ascii="Calibri" w:cs="Calibri" w:eastAsia="Calibri" w:hAnsi="Calibri"/>
           <w:b/>
           <w:bCs/>
-          <w:color w:val="1C2B3C"/>
+          <w:color w:val="0B2E45"/>
           <w:sz w:val="20"/>
           <w:szCs w:val="20"/>
         </w:rPr>
@@ -5043,7 +5043,7 @@
           <w:rFonts w:ascii="Calibri" w:cs="Calibri" w:eastAsia="Calibri" w:hAnsi="Calibri"/>
           <w:b/>
           <w:bCs/>
-          <w:color w:val="1C2B3C"/>
+          <w:color w:val="0B2E45"/>
           <w:sz w:val="20"/>
           <w:szCs w:val="20"/>
         </w:rPr>
@@ -5067,7 +5067,7 @@
           <w:rFonts w:ascii="Calibri" w:cs="Calibri" w:eastAsia="Calibri" w:hAnsi="Calibri"/>
           <w:b/>
           <w:bCs/>
-          <w:color w:val="1C2B3C"/>
+          <w:color w:val="0B2E45"/>
           <w:sz w:val="20"/>
           <w:szCs w:val="20"/>
         </w:rPr>
@@ -5091,7 +5091,7 @@
           <w:rFonts w:ascii="Calibri" w:cs="Calibri" w:eastAsia="Calibri" w:hAnsi="Calibri"/>
           <w:b/>
           <w:bCs/>
-          <w:color w:val="1C2B3C"/>
+          <w:color w:val="0B2E45"/>
           <w:sz w:val="20"/>
           <w:szCs w:val="20"/>
         </w:rPr>
@@ -5115,7 +5115,7 @@
           <w:rFonts w:ascii="Calibri" w:cs="Calibri" w:eastAsia="Calibri" w:hAnsi="Calibri"/>
           <w:b/>
           <w:bCs/>
-          <w:color w:val="1C2B3C"/>
+          <w:color w:val="0B2E45"/>
           <w:sz w:val="20"/>
           <w:szCs w:val="20"/>
         </w:rPr>
@@ -5139,7 +5139,7 @@
           <w:rFonts w:ascii="Calibri" w:cs="Calibri" w:eastAsia="Calibri" w:hAnsi="Calibri"/>
           <w:b/>
           <w:bCs/>
-          <w:color w:val="F59316"/>
+          <w:color w:val="39A900"/>
           <w:sz w:val="24"/>
           <w:szCs w:val="24"/>
         </w:rPr>
@@ -5171,7 +5171,7 @@
         <w:tc>
           <w:tcPr>
             <w:tcW w:type="dxa" w:w="4200"/>
-            <w:shd w:fill="1C2B3C" w:color="auto" w:val="clear"/>
+            <w:shd w:fill="0B2E45" w:color="auto" w:val="clear"/>
             <w:tcMar>
               <w:top w:type="dxa" w:w="100"/>
               <w:left w:type="dxa" w:w="120"/>
@@ -5199,7 +5199,7 @@
         <w:tc>
           <w:tcPr>
             <w:tcW w:type="dxa" w:w="2000"/>
-            <w:shd w:fill="1C2B3C" w:color="auto" w:val="clear"/>
+            <w:shd w:fill="0B2E45" w:color="auto" w:val="clear"/>
             <w:tcMar>
               <w:top w:type="dxa" w:w="100"/>
               <w:left w:type="dxa" w:w="120"/>
@@ -5227,7 +5227,7 @@
         <w:tc>
           <w:tcPr>
             <w:tcW w:type="dxa" w:w="2000"/>
-            <w:shd w:fill="1C2B3C" w:color="auto" w:val="clear"/>
+            <w:shd w:fill="0B2E45" w:color="auto" w:val="clear"/>
             <w:tcMar>
               <w:top w:type="dxa" w:w="100"/>
               <w:left w:type="dxa" w:w="120"/>
@@ -5255,7 +5255,7 @@
         <w:tc>
           <w:tcPr>
             <w:tcW w:type="dxa" w:w="1880"/>
-            <w:shd w:fill="1C2B3C" w:color="auto" w:val="clear"/>
+            <w:shd w:fill="0B2E45" w:color="auto" w:val="clear"/>
             <w:tcMar>
               <w:top w:type="dxa" w:w="100"/>
               <w:left w:type="dxa" w:w="120"/>
@@ -5920,7 +5920,7 @@
           <w:bCs/>
           <w:i w:val="false"/>
           <w:iCs w:val="false"/>
-          <w:color w:val="F59316"/>
+          <w:color w:val="39A900"/>
           <w:sz w:val="20"/>
           <w:szCs w:val="20"/>
         </w:rPr>
@@ -5936,7 +5936,7 @@
           <w:rFonts w:ascii="Calibri" w:cs="Calibri" w:eastAsia="Calibri" w:hAnsi="Calibri"/>
           <w:b/>
           <w:bCs/>
-          <w:color w:val="1C2B3C"/>
+          <w:color w:val="0B2E45"/>
           <w:sz w:val="22"/>
           <w:szCs w:val="22"/>
         </w:rPr>
@@ -6006,7 +6006,7 @@
           <w:rFonts w:ascii="Calibri" w:cs="Calibri" w:eastAsia="Calibri" w:hAnsi="Calibri"/>
           <w:b/>
           <w:bCs/>
-          <w:color w:val="1C2B3C"/>
+          <w:color w:val="0B2E45"/>
           <w:sz w:val="22"/>
           <w:szCs w:val="22"/>
         </w:rPr>
@@ -6088,7 +6088,7 @@
     <w:p>
       <w:pPr>
         <w:pBdr>
-          <w:bottom w:val="single" w:color="F59316" w:sz="18" w:space="2"/>
+          <w:bottom w:val="single" w:color="39A900" w:sz="18" w:space="2"/>
         </w:pBdr>
         <w:spacing w:after="180" w:before="240"/>
       </w:pPr>
@@ -6097,7 +6097,7 @@
           <w:rFonts w:ascii="Calibri" w:cs="Calibri" w:eastAsia="Calibri" w:hAnsi="Calibri"/>
           <w:b/>
           <w:bCs/>
-          <w:color w:val="1C2B3C"/>
+          <w:color w:val="0B2E45"/>
           <w:sz w:val="36"/>
           <w:szCs w:val="36"/>
         </w:rPr>
@@ -6113,7 +6113,7 @@
           <w:rFonts w:ascii="Calibri" w:cs="Calibri" w:eastAsia="Calibri" w:hAnsi="Calibri"/>
           <w:b/>
           <w:bCs/>
-          <w:color w:val="1C2B3C"/>
+          <w:color w:val="0B2E45"/>
           <w:sz w:val="20"/>
           <w:szCs w:val="20"/>
         </w:rPr>
@@ -6137,7 +6137,7 @@
           <w:rFonts w:ascii="Calibri" w:cs="Calibri" w:eastAsia="Calibri" w:hAnsi="Calibri"/>
           <w:b/>
           <w:bCs/>
-          <w:color w:val="1C2B3C"/>
+          <w:color w:val="0B2E45"/>
           <w:sz w:val="20"/>
           <w:szCs w:val="20"/>
         </w:rPr>
@@ -6161,7 +6161,7 @@
           <w:rFonts w:ascii="Calibri" w:cs="Calibri" w:eastAsia="Calibri" w:hAnsi="Calibri"/>
           <w:b/>
           <w:bCs/>
-          <w:color w:val="1C2B3C"/>
+          <w:color w:val="0B2E45"/>
           <w:sz w:val="20"/>
           <w:szCs w:val="20"/>
         </w:rPr>
@@ -6185,7 +6185,7 @@
           <w:rFonts w:ascii="Calibri" w:cs="Calibri" w:eastAsia="Calibri" w:hAnsi="Calibri"/>
           <w:b/>
           <w:bCs/>
-          <w:color w:val="1C2B3C"/>
+          <w:color w:val="0B2E45"/>
           <w:sz w:val="20"/>
           <w:szCs w:val="20"/>
         </w:rPr>
@@ -6209,7 +6209,7 @@
           <w:rFonts w:ascii="Calibri" w:cs="Calibri" w:eastAsia="Calibri" w:hAnsi="Calibri"/>
           <w:b/>
           <w:bCs/>
-          <w:color w:val="1C2B3C"/>
+          <w:color w:val="0B2E45"/>
           <w:sz w:val="20"/>
           <w:szCs w:val="20"/>
         </w:rPr>
@@ -6233,7 +6233,7 @@
           <w:rFonts w:ascii="Calibri" w:cs="Calibri" w:eastAsia="Calibri" w:hAnsi="Calibri"/>
           <w:b/>
           <w:bCs/>
-          <w:color w:val="1C2B3C"/>
+          <w:color w:val="0B2E45"/>
           <w:sz w:val="20"/>
           <w:szCs w:val="20"/>
         </w:rPr>
@@ -6257,7 +6257,7 @@
           <w:rFonts w:ascii="Calibri" w:cs="Calibri" w:eastAsia="Calibri" w:hAnsi="Calibri"/>
           <w:b/>
           <w:bCs/>
-          <w:color w:val="F59316"/>
+          <w:color w:val="39A900"/>
           <w:sz w:val="24"/>
           <w:szCs w:val="24"/>
         </w:rPr>
@@ -6273,7 +6273,7 @@
           <w:rFonts w:ascii="Calibri" w:cs="Calibri" w:eastAsia="Calibri" w:hAnsi="Calibri"/>
           <w:b/>
           <w:bCs/>
-          <w:color w:val="1C2B3C"/>
+          <w:color w:val="0B2E45"/>
           <w:sz w:val="20"/>
           <w:szCs w:val="20"/>
         </w:rPr>
@@ -6297,7 +6297,7 @@
           <w:rFonts w:ascii="Calibri" w:cs="Calibri" w:eastAsia="Calibri" w:hAnsi="Calibri"/>
           <w:b/>
           <w:bCs/>
-          <w:color w:val="1C2B3C"/>
+          <w:color w:val="0B2E45"/>
           <w:sz w:val="20"/>
           <w:szCs w:val="20"/>
         </w:rPr>
@@ -6321,7 +6321,7 @@
           <w:rFonts w:ascii="Calibri" w:cs="Calibri" w:eastAsia="Calibri" w:hAnsi="Calibri"/>
           <w:b/>
           <w:bCs/>
-          <w:color w:val="1C2B3C"/>
+          <w:color w:val="0B2E45"/>
           <w:sz w:val="20"/>
           <w:szCs w:val="20"/>
         </w:rPr>
@@ -6345,7 +6345,7 @@
           <w:rFonts w:ascii="Calibri" w:cs="Calibri" w:eastAsia="Calibri" w:hAnsi="Calibri"/>
           <w:b/>
           <w:bCs/>
-          <w:color w:val="1C2B3C"/>
+          <w:color w:val="0B2E45"/>
           <w:sz w:val="20"/>
           <w:szCs w:val="20"/>
         </w:rPr>
@@ -6369,7 +6369,7 @@
           <w:rFonts w:ascii="Calibri" w:cs="Calibri" w:eastAsia="Calibri" w:hAnsi="Calibri"/>
           <w:b/>
           <w:bCs/>
-          <w:color w:val="1C2B3C"/>
+          <w:color w:val="0B2E45"/>
           <w:sz w:val="20"/>
           <w:szCs w:val="20"/>
         </w:rPr>
@@ -6393,7 +6393,7 @@
           <w:rFonts w:ascii="Calibri" w:cs="Calibri" w:eastAsia="Calibri" w:hAnsi="Calibri"/>
           <w:b/>
           <w:bCs/>
-          <w:color w:val="1C2B3C"/>
+          <w:color w:val="0B2E45"/>
           <w:sz w:val="20"/>
           <w:szCs w:val="20"/>
         </w:rPr>
@@ -6417,7 +6417,7 @@
           <w:rFonts w:ascii="Calibri" w:cs="Calibri" w:eastAsia="Calibri" w:hAnsi="Calibri"/>
           <w:b/>
           <w:bCs/>
-          <w:color w:val="1C2B3C"/>
+          <w:color w:val="0B2E45"/>
           <w:sz w:val="20"/>
           <w:szCs w:val="20"/>
         </w:rPr>
@@ -6441,7 +6441,7 @@
           <w:rFonts w:ascii="Calibri" w:cs="Calibri" w:eastAsia="Calibri" w:hAnsi="Calibri"/>
           <w:b/>
           <w:bCs/>
-          <w:color w:val="1C2B3C"/>
+          <w:color w:val="0B2E45"/>
           <w:sz w:val="20"/>
           <w:szCs w:val="20"/>
         </w:rPr>
@@ -6465,7 +6465,7 @@
           <w:rFonts w:ascii="Calibri" w:cs="Calibri" w:eastAsia="Calibri" w:hAnsi="Calibri"/>
           <w:b/>
           <w:bCs/>
-          <w:color w:val="F59316"/>
+          <w:color w:val="39A900"/>
           <w:sz w:val="24"/>
           <w:szCs w:val="24"/>
         </w:rPr>
@@ -6481,7 +6481,7 @@
           <w:rFonts w:ascii="Calibri" w:cs="Calibri" w:eastAsia="Calibri" w:hAnsi="Calibri"/>
           <w:b/>
           <w:bCs/>
-          <w:color w:val="1C2B3C"/>
+          <w:color w:val="0B2E45"/>
           <w:sz w:val="22"/>
           <w:szCs w:val="22"/>
         </w:rPr>
@@ -6497,7 +6497,7 @@
           <w:rFonts w:ascii="Calibri" w:cs="Calibri" w:eastAsia="Calibri" w:hAnsi="Calibri"/>
           <w:b/>
           <w:bCs/>
-          <w:color w:val="1C2B3C"/>
+          <w:color w:val="0B2E45"/>
           <w:sz w:val="20"/>
           <w:szCs w:val="20"/>
         </w:rPr>
@@ -6539,7 +6539,7 @@
           <w:rFonts w:ascii="Calibri" w:cs="Calibri" w:eastAsia="Calibri" w:hAnsi="Calibri"/>
           <w:b/>
           <w:bCs/>
-          <w:color w:val="1C2B3C"/>
+          <w:color w:val="0B2E45"/>
           <w:sz w:val="20"/>
           <w:szCs w:val="20"/>
         </w:rPr>
@@ -6563,7 +6563,7 @@
           <w:rFonts w:ascii="Calibri" w:cs="Calibri" w:eastAsia="Calibri" w:hAnsi="Calibri"/>
           <w:b/>
           <w:bCs/>
-          <w:color w:val="1C2B3C"/>
+          <w:color w:val="0B2E45"/>
           <w:sz w:val="20"/>
           <w:szCs w:val="20"/>
         </w:rPr>
@@ -6587,7 +6587,7 @@
           <w:rFonts w:ascii="Calibri" w:cs="Calibri" w:eastAsia="Calibri" w:hAnsi="Calibri"/>
           <w:b/>
           <w:bCs/>
-          <w:color w:val="1C2B3C"/>
+          <w:color w:val="0B2E45"/>
           <w:sz w:val="20"/>
           <w:szCs w:val="20"/>
         </w:rPr>
@@ -6611,7 +6611,7 @@
           <w:rFonts w:ascii="Calibri" w:cs="Calibri" w:eastAsia="Calibri" w:hAnsi="Calibri"/>
           <w:b/>
           <w:bCs/>
-          <w:color w:val="1C2B3C"/>
+          <w:color w:val="0B2E45"/>
           <w:sz w:val="22"/>
           <w:szCs w:val="22"/>
         </w:rPr>
@@ -6627,7 +6627,7 @@
           <w:rFonts w:ascii="Calibri" w:cs="Calibri" w:eastAsia="Calibri" w:hAnsi="Calibri"/>
           <w:b/>
           <w:bCs/>
-          <w:color w:val="1C2B3C"/>
+          <w:color w:val="0B2E45"/>
           <w:sz w:val="20"/>
           <w:szCs w:val="20"/>
         </w:rPr>
@@ -6669,7 +6669,7 @@
           <w:rFonts w:ascii="Calibri" w:cs="Calibri" w:eastAsia="Calibri" w:hAnsi="Calibri"/>
           <w:b/>
           <w:bCs/>
-          <w:color w:val="1C2B3C"/>
+          <w:color w:val="0B2E45"/>
           <w:sz w:val="20"/>
           <w:szCs w:val="20"/>
         </w:rPr>
@@ -6693,7 +6693,7 @@
           <w:rFonts w:ascii="Calibri" w:cs="Calibri" w:eastAsia="Calibri" w:hAnsi="Calibri"/>
           <w:b/>
           <w:bCs/>
-          <w:color w:val="1C2B3C"/>
+          <w:color w:val="0B2E45"/>
           <w:sz w:val="20"/>
           <w:szCs w:val="20"/>
         </w:rPr>
@@ -6717,7 +6717,7 @@
           <w:rFonts w:ascii="Calibri" w:cs="Calibri" w:eastAsia="Calibri" w:hAnsi="Calibri"/>
           <w:b/>
           <w:bCs/>
-          <w:color w:val="1C2B3C"/>
+          <w:color w:val="0B2E45"/>
           <w:sz w:val="20"/>
           <w:szCs w:val="20"/>
         </w:rPr>
@@ -6741,7 +6741,7 @@
           <w:rFonts w:ascii="Calibri" w:cs="Calibri" w:eastAsia="Calibri" w:hAnsi="Calibri"/>
           <w:b/>
           <w:bCs/>
-          <w:color w:val="1C2B3C"/>
+          <w:color w:val="0B2E45"/>
           <w:sz w:val="22"/>
           <w:szCs w:val="22"/>
         </w:rPr>
@@ -6757,7 +6757,7 @@
           <w:rFonts w:ascii="Calibri" w:cs="Calibri" w:eastAsia="Calibri" w:hAnsi="Calibri"/>
           <w:b/>
           <w:bCs/>
-          <w:color w:val="1C2B3C"/>
+          <w:color w:val="0B2E45"/>
           <w:sz w:val="20"/>
           <w:szCs w:val="20"/>
         </w:rPr>
@@ -6799,7 +6799,7 @@
           <w:rFonts w:ascii="Calibri" w:cs="Calibri" w:eastAsia="Calibri" w:hAnsi="Calibri"/>
           <w:b/>
           <w:bCs/>
-          <w:color w:val="1C2B3C"/>
+          <w:color w:val="0B2E45"/>
           <w:sz w:val="20"/>
           <w:szCs w:val="20"/>
         </w:rPr>
@@ -6823,7 +6823,7 @@
           <w:rFonts w:ascii="Calibri" w:cs="Calibri" w:eastAsia="Calibri" w:hAnsi="Calibri"/>
           <w:b/>
           <w:bCs/>
-          <w:color w:val="1C2B3C"/>
+          <w:color w:val="0B2E45"/>
           <w:sz w:val="20"/>
           <w:szCs w:val="20"/>
         </w:rPr>
@@ -6847,7 +6847,7 @@
           <w:rFonts w:ascii="Calibri" w:cs="Calibri" w:eastAsia="Calibri" w:hAnsi="Calibri"/>
           <w:b/>
           <w:bCs/>
-          <w:color w:val="1C2B3C"/>
+          <w:color w:val="0B2E45"/>
           <w:sz w:val="20"/>
           <w:szCs w:val="20"/>
         </w:rPr>
@@ -6871,7 +6871,7 @@
           <w:rFonts w:ascii="Calibri" w:cs="Calibri" w:eastAsia="Calibri" w:hAnsi="Calibri"/>
           <w:b/>
           <w:bCs/>
-          <w:color w:val="1C2B3C"/>
+          <w:color w:val="0B2E45"/>
           <w:sz w:val="22"/>
           <w:szCs w:val="22"/>
         </w:rPr>
@@ -6887,7 +6887,7 @@
           <w:rFonts w:ascii="Calibri" w:cs="Calibri" w:eastAsia="Calibri" w:hAnsi="Calibri"/>
           <w:b/>
           <w:bCs/>
-          <w:color w:val="1C2B3C"/>
+          <w:color w:val="0B2E45"/>
           <w:sz w:val="20"/>
           <w:szCs w:val="20"/>
         </w:rPr>
@@ -6929,7 +6929,7 @@
           <w:rFonts w:ascii="Calibri" w:cs="Calibri" w:eastAsia="Calibri" w:hAnsi="Calibri"/>
           <w:b/>
           <w:bCs/>
-          <w:color w:val="1C2B3C"/>
+          <w:color w:val="0B2E45"/>
           <w:sz w:val="20"/>
           <w:szCs w:val="20"/>
         </w:rPr>
@@ -6953,7 +6953,7 @@
           <w:rFonts w:ascii="Calibri" w:cs="Calibri" w:eastAsia="Calibri" w:hAnsi="Calibri"/>
           <w:b/>
           <w:bCs/>
-          <w:color w:val="1C2B3C"/>
+          <w:color w:val="0B2E45"/>
           <w:sz w:val="20"/>
           <w:szCs w:val="20"/>
         </w:rPr>
@@ -6977,7 +6977,7 @@
           <w:rFonts w:ascii="Calibri" w:cs="Calibri" w:eastAsia="Calibri" w:hAnsi="Calibri"/>
           <w:b/>
           <w:bCs/>
-          <w:color w:val="1C2B3C"/>
+          <w:color w:val="0B2E45"/>
           <w:sz w:val="20"/>
           <w:szCs w:val="20"/>
         </w:rPr>
@@ -7001,7 +7001,7 @@
           <w:rFonts w:ascii="Calibri" w:cs="Calibri" w:eastAsia="Calibri" w:hAnsi="Calibri"/>
           <w:b/>
           <w:bCs/>
-          <w:color w:val="1C2B3C"/>
+          <w:color w:val="0B2E45"/>
           <w:sz w:val="22"/>
           <w:szCs w:val="22"/>
         </w:rPr>
@@ -7017,7 +7017,7 @@
           <w:rFonts w:ascii="Calibri" w:cs="Calibri" w:eastAsia="Calibri" w:hAnsi="Calibri"/>
           <w:b/>
           <w:bCs/>
-          <w:color w:val="1C2B3C"/>
+          <w:color w:val="0B2E45"/>
           <w:sz w:val="20"/>
           <w:szCs w:val="20"/>
         </w:rPr>
@@ -7059,7 +7059,7 @@
           <w:rFonts w:ascii="Calibri" w:cs="Calibri" w:eastAsia="Calibri" w:hAnsi="Calibri"/>
           <w:b/>
           <w:bCs/>
-          <w:color w:val="1C2B3C"/>
+          <w:color w:val="0B2E45"/>
           <w:sz w:val="20"/>
           <w:szCs w:val="20"/>
         </w:rPr>
@@ -7083,7 +7083,7 @@
           <w:rFonts w:ascii="Calibri" w:cs="Calibri" w:eastAsia="Calibri" w:hAnsi="Calibri"/>
           <w:b/>
           <w:bCs/>
-          <w:color w:val="1C2B3C"/>
+          <w:color w:val="0B2E45"/>
           <w:sz w:val="20"/>
           <w:szCs w:val="20"/>
         </w:rPr>
@@ -7107,7 +7107,7 @@
           <w:rFonts w:ascii="Calibri" w:cs="Calibri" w:eastAsia="Calibri" w:hAnsi="Calibri"/>
           <w:b/>
           <w:bCs/>
-          <w:color w:val="1C2B3C"/>
+          <w:color w:val="0B2E45"/>
           <w:sz w:val="20"/>
           <w:szCs w:val="20"/>
         </w:rPr>
@@ -7162,7 +7162,7 @@
     <w:p>
       <w:pPr>
         <w:pBdr>
-          <w:bottom w:val="single" w:color="F59316" w:sz="18" w:space="2"/>
+          <w:bottom w:val="single" w:color="39A900" w:sz="18" w:space="2"/>
         </w:pBdr>
         <w:spacing w:after="180" w:before="240"/>
       </w:pPr>
@@ -7171,7 +7171,7 @@
           <w:rFonts w:ascii="Calibri" w:cs="Calibri" w:eastAsia="Calibri" w:hAnsi="Calibri"/>
           <w:b/>
           <w:bCs/>
-          <w:color w:val="1C2B3C"/>
+          <w:color w:val="0B2E45"/>
           <w:sz w:val="36"/>
           <w:szCs w:val="36"/>
         </w:rPr>
@@ -7187,7 +7187,7 @@
           <w:rFonts w:ascii="Calibri" w:cs="Calibri" w:eastAsia="Calibri" w:hAnsi="Calibri"/>
           <w:b/>
           <w:bCs/>
-          <w:color w:val="1C2B3C"/>
+          <w:color w:val="0B2E45"/>
           <w:sz w:val="20"/>
           <w:szCs w:val="20"/>
         </w:rPr>
@@ -7211,7 +7211,7 @@
           <w:rFonts w:ascii="Calibri" w:cs="Calibri" w:eastAsia="Calibri" w:hAnsi="Calibri"/>
           <w:b/>
           <w:bCs/>
-          <w:color w:val="1C2B3C"/>
+          <w:color w:val="0B2E45"/>
           <w:sz w:val="20"/>
           <w:szCs w:val="20"/>
         </w:rPr>
@@ -7252,7 +7252,7 @@
         <w:tc>
           <w:tcPr>
             <w:tcW w:type="dxa" w:w="800"/>
-            <w:shd w:fill="1C2B3C" w:color="auto" w:val="clear"/>
+            <w:shd w:fill="0B2E45" w:color="auto" w:val="clear"/>
             <w:tcMar>
               <w:top w:type="dxa" w:w="100"/>
               <w:left w:type="dxa" w:w="120"/>
@@ -7280,7 +7280,7 @@
         <w:tc>
           <w:tcPr>
             <w:tcW w:type="dxa" w:w="800"/>
-            <w:shd w:fill="1C2B3C" w:color="auto" w:val="clear"/>
+            <w:shd w:fill="0B2E45" w:color="auto" w:val="clear"/>
             <w:tcMar>
               <w:top w:type="dxa" w:w="100"/>
               <w:left w:type="dxa" w:w="120"/>
@@ -7308,7 +7308,7 @@
         <w:tc>
           <w:tcPr>
             <w:tcW w:type="dxa" w:w="5080"/>
-            <w:shd w:fill="1C2B3C" w:color="auto" w:val="clear"/>
+            <w:shd w:fill="0B2E45" w:color="auto" w:val="clear"/>
             <w:tcMar>
               <w:top w:type="dxa" w:w="100"/>
               <w:left w:type="dxa" w:w="120"/>
@@ -7336,7 +7336,7 @@
         <w:tc>
           <w:tcPr>
             <w:tcW w:type="dxa" w:w="800"/>
-            <w:shd w:fill="1C2B3C" w:color="auto" w:val="clear"/>
+            <w:shd w:fill="0B2E45" w:color="auto" w:val="clear"/>
             <w:tcMar>
               <w:top w:type="dxa" w:w="100"/>
               <w:left w:type="dxa" w:w="120"/>
@@ -7364,7 +7364,7 @@
         <w:tc>
           <w:tcPr>
             <w:tcW w:type="dxa" w:w="2600"/>
-            <w:shd w:fill="1C2B3C" w:color="auto" w:val="clear"/>
+            <w:shd w:fill="0B2E45" w:color="auto" w:val="clear"/>
             <w:tcMar>
               <w:top w:type="dxa" w:w="100"/>
               <w:left w:type="dxa" w:w="120"/>
@@ -8183,7 +8183,7 @@
     <w:p>
       <w:pPr>
         <w:pBdr>
-          <w:bottom w:val="single" w:color="F59316" w:sz="18" w:space="2"/>
+          <w:bottom w:val="single" w:color="39A900" w:sz="18" w:space="2"/>
         </w:pBdr>
         <w:spacing w:after="180" w:before="240"/>
       </w:pPr>
@@ -8192,7 +8192,7 @@
           <w:rFonts w:ascii="Calibri" w:cs="Calibri" w:eastAsia="Calibri" w:hAnsi="Calibri"/>
           <w:b/>
           <w:bCs/>
-          <w:color w:val="1C2B3C"/>
+          <w:color w:val="0B2E45"/>
           <w:sz w:val="36"/>
           <w:szCs w:val="36"/>
         </w:rPr>
@@ -8211,7 +8211,7 @@
           <w:bCs/>
           <w:i w:val="false"/>
           <w:iCs w:val="false"/>
-          <w:color w:val="1C2B3C"/>
+          <w:color w:val="0B2E45"/>
           <w:sz w:val="20"/>
           <w:szCs w:val="20"/>
         </w:rPr>
@@ -8224,7 +8224,7 @@
           <w:bCs/>
           <w:i w:val="false"/>
           <w:iCs w:val="false"/>
-          <w:color w:val="F59316"/>
+          <w:color w:val="39A900"/>
           <w:sz w:val="20"/>
           <w:szCs w:val="20"/>
         </w:rPr>
@@ -8243,7 +8243,7 @@
           <w:bCs/>
           <w:i w:val="false"/>
           <w:iCs w:val="false"/>
-          <w:color w:val="1C2B3C"/>
+          <w:color w:val="0B2E45"/>
           <w:sz w:val="20"/>
           <w:szCs w:val="20"/>
         </w:rPr>
@@ -8256,7 +8256,7 @@
           <w:bCs/>
           <w:i w:val="false"/>
           <w:iCs w:val="false"/>
-          <w:color w:val="F59316"/>
+          <w:color w:val="39A900"/>
           <w:sz w:val="20"/>
           <w:szCs w:val="20"/>
         </w:rPr>
@@ -8275,7 +8275,7 @@
           <w:bCs/>
           <w:i w:val="false"/>
           <w:iCs w:val="false"/>
-          <w:color w:val="1C2B3C"/>
+          <w:color w:val="0B2E45"/>
           <w:sz w:val="20"/>
           <w:szCs w:val="20"/>
         </w:rPr>
@@ -8288,7 +8288,7 @@
           <w:bCs/>
           <w:i w:val="false"/>
           <w:iCs w:val="false"/>
-          <w:color w:val="F59316"/>
+          <w:color w:val="39A900"/>
           <w:sz w:val="20"/>
           <w:szCs w:val="20"/>
         </w:rPr>
@@ -8307,7 +8307,7 @@
           <w:bCs/>
           <w:i w:val="false"/>
           <w:iCs w:val="false"/>
-          <w:color w:val="1C2B3C"/>
+          <w:color w:val="0B2E45"/>
           <w:sz w:val="20"/>
           <w:szCs w:val="20"/>
         </w:rPr>
@@ -8320,7 +8320,7 @@
           <w:bCs/>
           <w:i w:val="false"/>
           <w:iCs w:val="false"/>
-          <w:color w:val="F59316"/>
+          <w:color w:val="39A900"/>
           <w:sz w:val="20"/>
           <w:szCs w:val="20"/>
         </w:rPr>
@@ -8339,7 +8339,7 @@
           <w:bCs/>
           <w:i w:val="false"/>
           <w:iCs w:val="false"/>
-          <w:color w:val="1C2B3C"/>
+          <w:color w:val="0B2E45"/>
           <w:sz w:val="20"/>
           <w:szCs w:val="20"/>
         </w:rPr>
@@ -8352,7 +8352,7 @@
           <w:bCs/>
           <w:i w:val="false"/>
           <w:iCs w:val="false"/>
-          <w:color w:val="F59316"/>
+          <w:color w:val="39A900"/>
           <w:sz w:val="20"/>
           <w:szCs w:val="20"/>
         </w:rPr>
@@ -8371,7 +8371,7 @@
           <w:bCs/>
           <w:i w:val="false"/>
           <w:iCs w:val="false"/>
-          <w:color w:val="1C2B3C"/>
+          <w:color w:val="0B2E45"/>
           <w:sz w:val="20"/>
           <w:szCs w:val="20"/>
         </w:rPr>
@@ -8384,7 +8384,7 @@
           <w:bCs/>
           <w:i w:val="false"/>
           <w:iCs w:val="false"/>
-          <w:color w:val="F59316"/>
+          <w:color w:val="39A900"/>
           <w:sz w:val="20"/>
           <w:szCs w:val="20"/>
         </w:rPr>
@@ -8403,7 +8403,7 @@
           <w:bCs/>
           <w:i w:val="false"/>
           <w:iCs w:val="false"/>
-          <w:color w:val="1C2B3C"/>
+          <w:color w:val="0B2E45"/>
           <w:sz w:val="20"/>
           <w:szCs w:val="20"/>
         </w:rPr>
@@ -8416,7 +8416,7 @@
           <w:bCs/>
           <w:i w:val="false"/>
           <w:iCs w:val="false"/>
-          <w:color w:val="F59316"/>
+          <w:color w:val="39A900"/>
           <w:sz w:val="20"/>
           <w:szCs w:val="20"/>
         </w:rPr>
@@ -8426,7 +8426,7 @@
     <w:p>
       <w:pPr>
         <w:pBdr>
-          <w:bottom w:val="single" w:color="F59316" w:sz="18" w:space="2"/>
+          <w:bottom w:val="single" w:color="39A900" w:sz="18" w:space="2"/>
         </w:pBdr>
         <w:spacing w:after="180" w:before="240"/>
       </w:pPr>
@@ -8435,7 +8435,7 @@
           <w:rFonts w:ascii="Calibri" w:cs="Calibri" w:eastAsia="Calibri" w:hAnsi="Calibri"/>
           <w:b/>
           <w:bCs/>
-          <w:color w:val="1C2B3C"/>
+          <w:color w:val="0B2E45"/>
           <w:sz w:val="36"/>
           <w:szCs w:val="36"/>
         </w:rPr>
